--- a/corporate-partners-appendix/modules/mentors/attachments/sponsoracknowledgment.docx
+++ b/corporate-partners-appendix/modules/mentors/attachments/sponsoracknowledgment.docx
@@ -3136,28 +3136,6 @@
           <w:szCs w:val="24"/>
         </w:rPr>
         <w:t>1 TA</w:t>
-      </w:r>
-    </w:p>
-    <w:p>
-      <w:pPr>
-        <w:pStyle w:val="ListParagraph"/>
-        <w:numPr>
-          <w:ilvl w:val="0"/>
-          <w:numId w:val="19"/>
-        </w:numPr>
-        <w:rPr>
-          <w:rFonts w:ascii="Times New Roman" w:hAnsi="Times New Roman" w:cs="Times New Roman"/>
-          <w:sz w:val="24"/>
-          <w:szCs w:val="24"/>
-        </w:rPr>
-      </w:pPr>
-      <w:r>
-        <w:rPr>
-          <w:rFonts w:ascii="Times New Roman" w:hAnsi="Times New Roman" w:cs="Times New Roman"/>
-          <w:sz w:val="24"/>
-          <w:szCs w:val="24"/>
-        </w:rPr>
-        <w:t>Access to Data Mine Resume Book</w:t>
       </w:r>
     </w:p>
     <w:p>
@@ -17828,7 +17806,7 @@
           <w:sz w:val="24"/>
           <w:szCs w:val="24"/>
         </w:rPr>
-        <w:t xml:space="preserve">Stacey Dunderman </w:t>
+        <w:t xml:space="preserve">Katie Sanders </w:t>
       </w:r>
       <w:hyperlink r:id="rId9" w:history="1">
         <w:r>
@@ -17839,7 +17817,7 @@
             <w:sz w:val="24"/>
             <w:szCs w:val="24"/>
           </w:rPr>
-          <w:t>sdunderm@purdue.edu</w:t>
+          <w:t>kmpechin@purdue.edu</w:t>
         </w:r>
       </w:hyperlink>
       <w:r>
@@ -17849,7 +17827,7 @@
           <w:sz w:val="24"/>
           <w:szCs w:val="24"/>
         </w:rPr>
-        <w:t xml:space="preserve">. </w:t>
+        <w:t xml:space="preserve"> </w:t>
       </w:r>
     </w:p>
     <w:p>
@@ -19156,7 +19134,7 @@
                 <w:sz w:val="21"/>
                 <w:szCs w:val="21"/>
               </w:rPr>
-              <w:t>January 8, 2026</w:t>
+              <w:t>June 19, 2026</w:t>
             </w:r>
           </w:p>
         </w:sdtContent>
